--- a/Part-2/Part-2-Activities.docx
+++ b/Part-2/Part-2-Activities.docx
@@ -110,6 +110,24 @@
           <w:rFonts w:ascii="Times New Roman" w:hAnsi="Times New Roman" w:cs="Times New Roman"/>
         </w:rPr>
       </w:pPr>
+      <w:r>
+        <w:rPr>
+          <w:rFonts w:ascii="Times New Roman" w:hAnsi="Times New Roman" w:cs="Times New Roman"/>
+        </w:rPr>
+        <w:t xml:space="preserve">Done counter: </w:t>
+      </w:r>
+      <w:r>
+        <w:rPr>
+          <w:rFonts w:ascii="Times New Roman" w:hAnsi="Times New Roman" w:cs="Times New Roman"/>
+        </w:rPr>
+        <w:t>1</w:t>
+      </w:r>
+      <w:r>
+        <w:rPr>
+          <w:rFonts w:ascii="Times New Roman" w:hAnsi="Times New Roman" w:cs="Times New Roman"/>
+        </w:rPr>
+        <w:t>/25</w:t>
+      </w:r>
     </w:p>
     <w:p>
       <w:pPr>
@@ -174,14 +192,172 @@
       <w:pPr>
         <w:rPr>
           <w:rFonts w:ascii="Times New Roman" w:hAnsi="Times New Roman" w:cs="Times New Roman"/>
-        </w:rPr>
-      </w:pPr>
-      <w:r>
-        <w:rPr>
-          <w:rFonts w:ascii="Times New Roman" w:hAnsi="Times New Roman" w:cs="Times New Roman"/>
-        </w:rPr>
-        <w:t>B4. Participate in 3 in-class activities in labs (facilitators will administer such activities).</w:t>
-      </w:r>
+          <w:b/>
+          <w:bCs/>
+        </w:rPr>
+      </w:pPr>
+      <w:r>
+        <w:rPr>
+          <w:rFonts w:ascii="Times New Roman" w:hAnsi="Times New Roman" w:cs="Times New Roman"/>
+          <w:b/>
+          <w:bCs/>
+        </w:rPr>
+        <w:t xml:space="preserve">B4. </w:t>
+      </w:r>
+      <w:r>
+        <w:rPr>
+          <w:rFonts w:ascii="Times New Roman" w:hAnsi="Times New Roman" w:cs="Times New Roman"/>
+          <w:b/>
+          <w:bCs/>
+        </w:rPr>
+        <w:t>Participate in 3 in-class activities in labs (facilitators will administer such activities).</w:t>
+      </w:r>
+    </w:p>
+    <w:p>
+      <w:pPr>
+        <w:rPr>
+          <w:rFonts w:ascii="Times New Roman" w:hAnsi="Times New Roman" w:cs="Times New Roman"/>
+          <w:u w:val="single"/>
+        </w:rPr>
+      </w:pPr>
+      <w:r>
+        <w:rPr>
+          <w:rFonts w:ascii="Times New Roman" w:hAnsi="Times New Roman" w:cs="Times New Roman"/>
+          <w:u w:val="single"/>
+        </w:rPr>
+        <w:t>In-Class Lab Activity 1 (Thursday 5 March 2026)</w:t>
+      </w:r>
+      <w:r>
+        <w:rPr>
+          <w:rFonts w:ascii="Times New Roman" w:hAnsi="Times New Roman" w:cs="Times New Roman"/>
+          <w:noProof/>
+        </w:rPr>
+        <w:t xml:space="preserve"> </w:t>
+      </w:r>
+    </w:p>
+    <w:p>
+      <w:pPr>
+        <w:rPr>
+          <w:rFonts w:ascii="Times New Roman" w:hAnsi="Times New Roman" w:cs="Times New Roman"/>
+        </w:rPr>
+      </w:pPr>
+      <w:r>
+        <w:rPr>
+          <w:rFonts w:ascii="Times New Roman" w:hAnsi="Times New Roman" w:cs="Times New Roman"/>
+        </w:rPr>
+        <w:t>Since Week 2 lecture topics was about Cryptography, the class activity in the labs had us form groups and come up with multiple plaintexts, encrypt them with some simple cryptography you can do by hand</w:t>
+      </w:r>
+      <w:r>
+        <w:rPr>
+          <w:rFonts w:ascii="Times New Roman" w:hAnsi="Times New Roman" w:cs="Times New Roman"/>
+        </w:rPr>
+        <w:t xml:space="preserve"> and get their ciphertexts</w:t>
+      </w:r>
+      <w:r>
+        <w:rPr>
+          <w:rFonts w:ascii="Times New Roman" w:hAnsi="Times New Roman" w:cs="Times New Roman"/>
+        </w:rPr>
+        <w:t>, and write down the decryption algorithm</w:t>
+      </w:r>
+      <w:r>
+        <w:rPr>
+          <w:rFonts w:ascii="Times New Roman" w:hAnsi="Times New Roman" w:cs="Times New Roman"/>
+        </w:rPr>
+        <w:t xml:space="preserve"> to decrypt</w:t>
+      </w:r>
+      <w:r>
+        <w:rPr>
+          <w:rFonts w:ascii="Times New Roman" w:hAnsi="Times New Roman" w:cs="Times New Roman"/>
+        </w:rPr>
+        <w:t>. Then we went around to see what the other groups had written and attempted to decrypt their ciphertexts.</w:t>
+      </w:r>
+    </w:p>
+    <w:p>
+      <w:pPr>
+        <w:rPr>
+          <w:rFonts w:ascii="Times New Roman" w:hAnsi="Times New Roman" w:cs="Times New Roman"/>
+        </w:rPr>
+      </w:pPr>
+      <w:r>
+        <w:rPr>
+          <w:rFonts w:ascii="Times New Roman" w:hAnsi="Times New Roman" w:cs="Times New Roman"/>
+        </w:rPr>
+        <w:t>My group had the plain text “Cryptography is hard” and “Lemons are sour”, and our decryption algorithm was to do ROT13 and reverse the text. We solved the other groups’ decryption where one had Morse Code and ROT5, and another had multiple shifts using ROT.</w:t>
+      </w:r>
+      <w:r>
+        <w:rPr>
+          <w:rFonts w:ascii="Times New Roman" w:hAnsi="Times New Roman" w:cs="Times New Roman"/>
+        </w:rPr>
+        <w:t xml:space="preserve"> </w:t>
+      </w:r>
+    </w:p>
+    <w:p>
+      <w:pPr>
+        <w:rPr>
+          <w:rFonts w:ascii="Times New Roman" w:hAnsi="Times New Roman" w:cs="Times New Roman"/>
+        </w:rPr>
+      </w:pPr>
+      <w:r>
+        <w:rPr>
+          <w:rFonts w:ascii="Times New Roman" w:hAnsi="Times New Roman" w:cs="Times New Roman"/>
+        </w:rPr>
+        <w:t xml:space="preserve">Evidence for this activity will be under directory “B4” with images </w:t>
+      </w:r>
+      <w:r>
+        <w:rPr>
+          <w:rFonts w:ascii="Times New Roman" w:hAnsi="Times New Roman" w:cs="Times New Roman"/>
+        </w:rPr>
+        <w:t xml:space="preserve">“In-Class Lab Activity </w:t>
+      </w:r>
+      <w:r>
+        <w:rPr>
+          <w:rFonts w:ascii="Times New Roman" w:hAnsi="Times New Roman" w:cs="Times New Roman"/>
+        </w:rPr>
+        <w:t>1.1</w:t>
+      </w:r>
+      <w:r>
+        <w:rPr>
+          <w:rFonts w:ascii="Times New Roman" w:hAnsi="Times New Roman" w:cs="Times New Roman"/>
+        </w:rPr>
+        <w:t xml:space="preserve"> </w:t>
+      </w:r>
+      <w:r>
+        <w:rPr>
+          <w:rFonts w:ascii="Times New Roman" w:hAnsi="Times New Roman" w:cs="Times New Roman"/>
+        </w:rPr>
+        <w:t>-</w:t>
+      </w:r>
+      <w:r>
+        <w:rPr>
+          <w:rFonts w:ascii="Times New Roman" w:hAnsi="Times New Roman" w:cs="Times New Roman"/>
+        </w:rPr>
+        <w:t xml:space="preserve"> </w:t>
+      </w:r>
+      <w:r>
+        <w:rPr>
+          <w:rFonts w:ascii="Times New Roman" w:hAnsi="Times New Roman" w:cs="Times New Roman"/>
+        </w:rPr>
+        <w:t>1.6</w:t>
+      </w:r>
+      <w:r>
+        <w:rPr>
+          <w:rFonts w:ascii="Times New Roman" w:hAnsi="Times New Roman" w:cs="Times New Roman"/>
+        </w:rPr>
+        <w:t>”</w:t>
+      </w:r>
+      <w:r>
+        <w:rPr>
+          <w:rFonts w:ascii="Times New Roman" w:hAnsi="Times New Roman" w:cs="Times New Roman"/>
+        </w:rPr>
+        <w:t>.</w:t>
+      </w:r>
+    </w:p>
+    <w:p>
+      <w:pPr>
+        <w:rPr>
+          <w:rFonts w:ascii="Times New Roman" w:hAnsi="Times New Roman" w:cs="Times New Roman"/>
+        </w:rPr>
+      </w:pPr>
     </w:p>
     <w:p>
       <w:pPr>
@@ -310,6 +486,7 @@
         <w:rPr>
           <w:rFonts w:ascii="Times New Roman" w:hAnsi="Times New Roman" w:cs="Times New Roman"/>
         </w:rPr>
+        <w:lastRenderedPageBreak/>
         <w:t>B14. Teach your friends about cybersecurity topic of your choice.</w:t>
       </w:r>
     </w:p>
@@ -440,7 +617,6 @@
         <w:rPr>
           <w:rFonts w:ascii="Times New Roman" w:hAnsi="Times New Roman" w:cs="Times New Roman"/>
         </w:rPr>
-        <w:lastRenderedPageBreak/>
         <w:t>B24. Design and implement access control of your choice.</w:t>
       </w:r>
     </w:p>
@@ -530,6 +706,126 @@
     </w:sectPr>
   </w:body>
 </w:document>
+</file>
+
+<file path=word/numbering.xml><?xml version="1.0" encoding="utf-8"?>
+<w:numbering xmlns:wpc="http://schemas.microsoft.com/office/word/2010/wordprocessingCanvas" xmlns:cx="http://schemas.microsoft.com/office/drawing/2014/chartex" xmlns:cx1="http://schemas.microsoft.com/office/drawing/2015/9/8/chartex" xmlns:cx2="http://schemas.microsoft.com/office/drawing/2015/10/21/chartex" xmlns:cx3="http://schemas.microsoft.com/office/drawing/2016/5/9/chartex" xmlns:cx4="http://schemas.microsoft.com/office/drawing/2016/5/10/chartex" xmlns:cx5="http://schemas.microsoft.com/office/drawing/2016/5/11/chartex" xmlns:cx6="http://schemas.microsoft.com/office/drawing/2016/5/12/chartex" xmlns:cx7="http://schemas.microsoft.com/office/drawing/2016/5/13/chartex" xmlns:cx8="http://schemas.microsoft.com/office/drawing/2016/5/14/chartex" xmlns:mc="http://schemas.openxmlformats.org/markup-compatibility/2006" xmlns:aink="http://schemas.microsoft.com/office/drawing/2016/ink" xmlns:am3d="http://schemas.microsoft.com/office/drawing/2017/model3d" xmlns:o="urn:schemas-microsoft-com:office:office" xmlns:oel="http://schemas.microsoft.com/office/2019/extlst" xmlns:r="http://schemas.openxmlformats.org/officeDocument/2006/relationships" xmlns:m="http://schemas.openxmlformats.org/officeDocument/2006/math" xmlns:v="urn:schemas-microsoft-com:vml" xmlns:wp14="http://schemas.microsoft.com/office/word/2010/wordprocessingDrawing" xmlns:wp="http://schemas.openxmlformats.org/drawingml/2006/wordprocessingDrawing" xmlns:w10="urn:schemas-microsoft-com:office:word" xmlns:w="http://schemas.openxmlformats.org/wordprocessingml/2006/main" xmlns:w14="http://schemas.microsoft.com/office/word/2010/wordml" xmlns:w15="http://schemas.microsoft.com/office/word/2012/wordml" xmlns:w16cex="http://schemas.microsoft.com/office/word/2018/wordml/cex" xmlns:w16cid="http://schemas.microsoft.com/office/word/2016/wordml/cid" xmlns:w16="http://schemas.microsoft.com/office/word/2018/wordml" xmlns:w16du="http://schemas.microsoft.com/office/word/2023/wordml/word16du" xmlns:w16sdtdh="http://schemas.microsoft.com/office/word/2020/wordml/sdtdatahash" xmlns:w16sdtfl="http://schemas.microsoft.com/office/word/2024/wordml/sdtformatlock" xmlns:w16se="http://schemas.microsoft.com/office/word/2015/wordml/symex" xmlns:wpg="http://schemas.microsoft.com/office/word/2010/wordprocessingGroup" xmlns:wpi="http://schemas.microsoft.com/office/word/2010/wordprocessingInk" xmlns:wne="http://schemas.microsoft.com/office/word/2006/wordml" xmlns:wps="http://schemas.microsoft.com/office/word/2010/wordprocessingShape" mc:Ignorable="w14 w15 w16se w16cid w16 w16cex w16sdtdh w16sdtfl w16du wp14">
+  <w:abstractNum w:abstractNumId="0" w15:restartNumberingAfterBreak="0">
+    <w:nsid w:val="3A837167"/>
+    <w:multiLevelType w:val="hybridMultilevel"/>
+    <w:tmpl w:val="22E28BE2"/>
+    <w:lvl w:ilvl="0" w:tplc="8A28A610">
+      <w:numFmt w:val="bullet"/>
+      <w:lvlText w:val="-"/>
+      <w:lvlJc w:val="left"/>
+      <w:pPr>
+        <w:ind w:left="720" w:hanging="360"/>
+      </w:pPr>
+      <w:rPr>
+        <w:rFonts w:ascii="Times New Roman" w:eastAsiaTheme="minorEastAsia" w:hAnsi="Times New Roman" w:cs="Times New Roman" w:hint="default"/>
+      </w:rPr>
+    </w:lvl>
+    <w:lvl w:ilvl="1" w:tplc="38090003" w:tentative="1">
+      <w:start w:val="1"/>
+      <w:numFmt w:val="bullet"/>
+      <w:lvlText w:val="o"/>
+      <w:lvlJc w:val="left"/>
+      <w:pPr>
+        <w:ind w:left="1440" w:hanging="360"/>
+      </w:pPr>
+      <w:rPr>
+        <w:rFonts w:ascii="Courier New" w:hAnsi="Courier New" w:cs="Courier New" w:hint="default"/>
+      </w:rPr>
+    </w:lvl>
+    <w:lvl w:ilvl="2" w:tplc="38090005" w:tentative="1">
+      <w:start w:val="1"/>
+      <w:numFmt w:val="bullet"/>
+      <w:lvlText w:val=""/>
+      <w:lvlJc w:val="left"/>
+      <w:pPr>
+        <w:ind w:left="2160" w:hanging="360"/>
+      </w:pPr>
+      <w:rPr>
+        <w:rFonts w:ascii="Wingdings" w:hAnsi="Wingdings" w:hint="default"/>
+      </w:rPr>
+    </w:lvl>
+    <w:lvl w:ilvl="3" w:tplc="38090001" w:tentative="1">
+      <w:start w:val="1"/>
+      <w:numFmt w:val="bullet"/>
+      <w:lvlText w:val=""/>
+      <w:lvlJc w:val="left"/>
+      <w:pPr>
+        <w:ind w:left="2880" w:hanging="360"/>
+      </w:pPr>
+      <w:rPr>
+        <w:rFonts w:ascii="Symbol" w:hAnsi="Symbol" w:hint="default"/>
+      </w:rPr>
+    </w:lvl>
+    <w:lvl w:ilvl="4" w:tplc="38090003" w:tentative="1">
+      <w:start w:val="1"/>
+      <w:numFmt w:val="bullet"/>
+      <w:lvlText w:val="o"/>
+      <w:lvlJc w:val="left"/>
+      <w:pPr>
+        <w:ind w:left="3600" w:hanging="360"/>
+      </w:pPr>
+      <w:rPr>
+        <w:rFonts w:ascii="Courier New" w:hAnsi="Courier New" w:cs="Courier New" w:hint="default"/>
+      </w:rPr>
+    </w:lvl>
+    <w:lvl w:ilvl="5" w:tplc="38090005" w:tentative="1">
+      <w:start w:val="1"/>
+      <w:numFmt w:val="bullet"/>
+      <w:lvlText w:val=""/>
+      <w:lvlJc w:val="left"/>
+      <w:pPr>
+        <w:ind w:left="4320" w:hanging="360"/>
+      </w:pPr>
+      <w:rPr>
+        <w:rFonts w:ascii="Wingdings" w:hAnsi="Wingdings" w:hint="default"/>
+      </w:rPr>
+    </w:lvl>
+    <w:lvl w:ilvl="6" w:tplc="38090001" w:tentative="1">
+      <w:start w:val="1"/>
+      <w:numFmt w:val="bullet"/>
+      <w:lvlText w:val=""/>
+      <w:lvlJc w:val="left"/>
+      <w:pPr>
+        <w:ind w:left="5040" w:hanging="360"/>
+      </w:pPr>
+      <w:rPr>
+        <w:rFonts w:ascii="Symbol" w:hAnsi="Symbol" w:hint="default"/>
+      </w:rPr>
+    </w:lvl>
+    <w:lvl w:ilvl="7" w:tplc="38090003" w:tentative="1">
+      <w:start w:val="1"/>
+      <w:numFmt w:val="bullet"/>
+      <w:lvlText w:val="o"/>
+      <w:lvlJc w:val="left"/>
+      <w:pPr>
+        <w:ind w:left="5760" w:hanging="360"/>
+      </w:pPr>
+      <w:rPr>
+        <w:rFonts w:ascii="Courier New" w:hAnsi="Courier New" w:cs="Courier New" w:hint="default"/>
+      </w:rPr>
+    </w:lvl>
+    <w:lvl w:ilvl="8" w:tplc="38090005" w:tentative="1">
+      <w:start w:val="1"/>
+      <w:numFmt w:val="bullet"/>
+      <w:lvlText w:val=""/>
+      <w:lvlJc w:val="left"/>
+      <w:pPr>
+        <w:ind w:left="6480" w:hanging="360"/>
+      </w:pPr>
+      <w:rPr>
+        <w:rFonts w:ascii="Wingdings" w:hAnsi="Wingdings" w:hint="default"/>
+      </w:rPr>
+    </w:lvl>
+  </w:abstractNum>
+  <w:num w:numId="1" w16cid:durableId="1117142885">
+    <w:abstractNumId w:val="0"/>
+  </w:num>
+</w:numbering>
 </file>
 
 <file path=word/styles.xml><?xml version="1.0" encoding="utf-8"?>
@@ -1135,6 +1431,7 @@
   <w:style w:type="character" w:default="1" w:styleId="DefaultParagraphFont">
     <w:name w:val="Default Paragraph Font"/>
     <w:uiPriority w:val="1"/>
+    <w:semiHidden/>
     <w:unhideWhenUsed/>
   </w:style>
   <w:style w:type="table" w:default="1" w:styleId="TableNormal">
@@ -1446,6 +1743,25 @@
       <w:smallCaps/>
       <w:color w:val="2F5496" w:themeColor="accent1" w:themeShade="BF"/>
       <w:spacing w:val="5"/>
+    </w:rPr>
+  </w:style>
+  <w:style w:type="paragraph" w:styleId="Caption">
+    <w:name w:val="caption"/>
+    <w:basedOn w:val="Normal"/>
+    <w:next w:val="Normal"/>
+    <w:uiPriority w:val="35"/>
+    <w:unhideWhenUsed/>
+    <w:qFormat/>
+    <w:rsid w:val="00324F5F"/>
+    <w:pPr>
+      <w:spacing w:after="200" w:line="240" w:lineRule="auto"/>
+    </w:pPr>
+    <w:rPr>
+      <w:i/>
+      <w:iCs/>
+      <w:color w:val="44546A" w:themeColor="text2"/>
+      <w:sz w:val="18"/>
+      <w:szCs w:val="18"/>
     </w:rPr>
   </w:style>
 </w:styles>
